--- a/templates/back_cover.docx
+++ b/templates/back_cover.docx
@@ -122,30 +122,26 @@
     </w:p>
     <w:p>
       <w:pPr>
-        <w:rPr>
-          <w:rFonts w:ascii="Adobe Garamond Pro" w:hAnsi="Adobe Garamond Pro" w:cs="Adobe Garamond Pro"/>
-          <w:i/>
-          <w:iCs/>
-          <w:color w:val="000000"/>
-          <w:sz w:val="20"/>
-          <w:szCs w:val="20"/>
-        </w:rPr>
+        <w:pStyle w:val="Body-IntroductoryRubric"/>
       </w:pPr>
       <w:r>
-        <w:rPr>
-          <w:rFonts w:ascii="Adobe Garamond Pro" w:hAnsi="Adobe Garamond Pro" w:cs="Adobe Garamond Pro"/>
-          <w:i/>
-          <w:iCs/>
-          <w:color w:val="000000"/>
-          <w:sz w:val="20"/>
-          <w:szCs w:val="20"/>
-        </w:rPr>
         <w:t>The text of the service of worship contained in this program is taken from the Book of Common Prayer 1979. The Book of Common Prayer alone is of authority in the worship of the Episcopal Church. This program is provided for convenience of use on this occasion. CCLI License No. 2626819</w:t>
       </w:r>
     </w:p>
     <w:p>
       <w:pPr>
+        <w:pStyle w:val="Spacer-Small"/>
+      </w:pPr>
+    </w:p>
+    <w:p>
+      <w:pPr>
+        <w:pStyle w:val="Spacer-Small"/>
+      </w:pPr>
+    </w:p>
+    <w:p>
+      <w:pPr>
         <w:pStyle w:val="Heading"/>
+        <w:spacing w:before="0"/>
       </w:pPr>
       <w:r>
         <w:t>St. Andrew’s Staff and Vestry</w:t>

--- a/templates/back_cover.docx
+++ b/templates/back_cover.docx
@@ -106,16 +106,16 @@
         <w:rPr>
           <w:rFonts w:ascii="Adobe Garamond Pro" w:hAnsi="Adobe Garamond Pro" w:cs="Adobe Garamond Pro"/>
           <w:color w:val="000000"/>
-          <w:sz w:val="20"/>
-          <w:szCs w:val="20"/>
+          <w:sz w:val="21"/>
+          <w:szCs w:val="21"/>
         </w:rPr>
       </w:pPr>
       <w:r>
         <w:rPr>
           <w:rFonts w:ascii="Adobe Garamond Pro" w:hAnsi="Adobe Garamond Pro" w:cs="Adobe Garamond Pro"/>
           <w:color w:val="000000"/>
-          <w:sz w:val="20"/>
-          <w:szCs w:val="20"/>
+          <w:sz w:val="21"/>
+          <w:szCs w:val="21"/>
         </w:rPr>
         <w:t>Our worship is made possible each week by the faithful service of the members of our Altar Guild, directed by Chris Pappas, and made beautiful by the work of our flower guild, directed by Laura Verinder.</w:t>
       </w:r>
@@ -123,8 +123,16 @@
     <w:p>
       <w:pPr>
         <w:pStyle w:val="Body-IntroductoryRubric"/>
+        <w:rPr>
+          <w:sz w:val="21"/>
+          <w:szCs w:val="24"/>
+        </w:rPr>
       </w:pPr>
       <w:r>
+        <w:rPr>
+          <w:sz w:val="21"/>
+          <w:szCs w:val="24"/>
+        </w:rPr>
         <w:t>The text of the service of worship contained in this program is taken from the Book of Common Prayer 1979. The Book of Common Prayer alone is of authority in the worship of the Episcopal Church. This program is provided for convenience of use on this occasion. CCLI License No. 2626819</w:t>
       </w:r>
     </w:p>
